--- a/master/Practice/docs/Онюшев_АА_РК6-41М_отчет_предд_пр.docx
+++ b/master/Practice/docs/Онюшев_АА_РК6-41М_отчет_предд_пр.docx
@@ -129,7 +129,25 @@
                 <w:sz w:val="22"/>
                 <w:szCs w:val="22"/>
               </w:rPr>
-              <w:t xml:space="preserve">Федеральное государственное бюджетное образовательное учреждение </w:t>
+              <w:t xml:space="preserve">Федеральное государственное </w:t>
+            </w:r>
+            <w:r>
+              <w:rPr>
+                <w:b/>
+                <w:color w:val="000000"/>
+                <w:sz w:val="22"/>
+                <w:szCs w:val="22"/>
+              </w:rPr>
+              <w:t>автономное</w:t>
+            </w:r>
+            <w:r>
+              <w:rPr>
+                <w:b/>
+                <w:color w:val="000000"/>
+                <w:sz w:val="22"/>
+                <w:szCs w:val="22"/>
+              </w:rPr>
+              <w:t xml:space="preserve"> образовательное учреждение </w:t>
             </w:r>
           </w:p>
           <w:p>
@@ -1865,7 +1883,25 @@
           <w:sz w:val="22"/>
           <w:szCs w:val="22"/>
         </w:rPr>
-        <w:t>Федеральное государственное бюджетное образовательное учреждение высшего образования «Московский государственный технический университет имени Н.Э. Баумана (национальный исследовательский университет)» (МГТУ им. Н.Э. Баумана)</w:t>
+        <w:t xml:space="preserve">Федеральное государственное </w:t>
+      </w:r>
+      <w:r>
+        <w:rPr>
+          <w:b/>
+          <w:color w:val="000000"/>
+          <w:sz w:val="22"/>
+          <w:szCs w:val="22"/>
+        </w:rPr>
+        <w:t>автономное</w:t>
+      </w:r>
+      <w:r>
+        <w:rPr>
+          <w:b/>
+          <w:color w:val="000000"/>
+          <w:sz w:val="22"/>
+          <w:szCs w:val="22"/>
+        </w:rPr>
+        <w:t xml:space="preserve"> образовательное учреждение высшего образования «Московский государственный технический университет имени Н.Э. Баумана (национальный исследовательский университет)» (МГТУ им. Н.Э. Баумана)</w:t>
       </w:r>
     </w:p>
     <w:p>
@@ -2486,7 +2522,23 @@
           <w:sz w:val="32"/>
           <w:szCs w:val="32"/>
         </w:rPr>
-        <w:t>на прохождение эксплуатационной практики</w:t>
+        <w:t xml:space="preserve">на прохождение </w:t>
+      </w:r>
+      <w:r>
+        <w:rPr>
+          <w:b/>
+          <w:sz w:val="32"/>
+          <w:szCs w:val="32"/>
+        </w:rPr>
+        <w:t>производственной</w:t>
+      </w:r>
+      <w:r>
+        <w:rPr>
+          <w:b/>
+          <w:sz w:val="32"/>
+          <w:szCs w:val="32"/>
+        </w:rPr>
+        <w:t xml:space="preserve"> практики</w:t>
       </w:r>
     </w:p>
     <w:p>
@@ -3359,13 +3411,8 @@
         </w:numPr>
       </w:pPr>
       <w:r>
-        <w:t xml:space="preserve">Изучить архитектурные принципы и назначение ORY </w:t>
-      </w:r>
-      <w:proofErr w:type="spellStart"/>
-      <w:r>
-        <w:t>Keto</w:t>
-      </w:r>
-      <w:proofErr w:type="spellEnd"/>
+        <w:t>Изучить архитектурные принципы и назначение ORY Keto</w:t>
+      </w:r>
       <w:r>
         <w:t>.</w:t>
       </w:r>
@@ -3379,13 +3426,8 @@
         </w:numPr>
       </w:pPr>
       <w:r>
-        <w:t xml:space="preserve">Рассмотреть способ описания отношений и правил доступа в ORY </w:t>
-      </w:r>
-      <w:proofErr w:type="spellStart"/>
-      <w:r>
-        <w:t>Keto</w:t>
-      </w:r>
-      <w:proofErr w:type="spellEnd"/>
+        <w:t>Рассмотреть способ описания отношений и правил доступа в ORY Keto</w:t>
+      </w:r>
       <w:r>
         <w:t>.</w:t>
       </w:r>
@@ -3399,15 +3441,7 @@
         </w:numPr>
       </w:pPr>
       <w:r>
-        <w:t xml:space="preserve">Освоить базовую настройку ORY </w:t>
-      </w:r>
-      <w:proofErr w:type="spellStart"/>
-      <w:r>
-        <w:t>Keto</w:t>
-      </w:r>
-      <w:proofErr w:type="spellEnd"/>
-      <w:r>
-        <w:t xml:space="preserve"> и пример его применения</w:t>
+        <w:t>Освоить базовую настройку ORY Keto и пример его применения</w:t>
       </w:r>
       <w:r>
         <w:t>.</w:t>
@@ -6099,23 +6133,7 @@
         <w:pStyle w:val="a0"/>
       </w:pPr>
       <w:r>
-        <w:t xml:space="preserve">В процессе прохождения практики был выполнен обзор и анализ основных моделей управления правами доступа, используемых в современных информационных системах. Были рассмотрены классические и современные подходы, включая DAC, MAC, ACL, RBAC, ABAC и </w:t>
-      </w:r>
-      <w:proofErr w:type="spellStart"/>
-      <w:r>
-        <w:t>ReBAC</w:t>
-      </w:r>
-      <w:proofErr w:type="spellEnd"/>
-      <w:r>
-        <w:t xml:space="preserve">. Особое внимание было уделено </w:t>
-      </w:r>
-      <w:proofErr w:type="spellStart"/>
-      <w:r>
-        <w:t>relationship-based</w:t>
-      </w:r>
-      <w:proofErr w:type="spellEnd"/>
-      <w:r>
-        <w:t xml:space="preserve"> модели управления доступом, так как данный подход представляет интерес для прикладных веб-систем, в которых права зависят не только от роли пользователя, но и от его связи с конкретным объектом системы.</w:t>
+        <w:t>В процессе прохождения практики был выполнен обзор и анализ основных моделей управления правами доступа, используемых в современных информационных системах. Были рассмотрены классические и современные подходы, включая DAC, MAC, ACL, RBAC, ABAC и ReBAC. Особое внимание было уделено relationship-based модели управления доступом, так как данный подход представляет интерес для прикладных веб-систем, в которых права зависят не только от роли пользователя, но и от его связи с конкретным объектом системы.</w:t>
       </w:r>
     </w:p>
     <w:p>
@@ -6130,17 +6148,8 @@
           <w:i/>
           <w:iCs/>
         </w:rPr>
-        <w:t xml:space="preserve">ORY </w:t>
-      </w:r>
-      <w:proofErr w:type="spellStart"/>
-      <w:r>
-        <w:rPr>
-          <w:i/>
-          <w:iCs/>
-        </w:rPr>
-        <w:t>Keto</w:t>
-      </w:r>
-      <w:proofErr w:type="spellEnd"/>
+        <w:t>ORY Keto</w:t>
+      </w:r>
       <w:r>
         <w:t xml:space="preserve">, предназначенный для реализации гибкой </w:t>
       </w:r>
@@ -6219,15 +6228,7 @@
         <w:t>и</w:t>
       </w:r>
       <w:r>
-        <w:t xml:space="preserve">зучение моделей управления правами доступа и практическое освоение подходов к реализации системы разграничения доступа с использованием ORY </w:t>
-      </w:r>
-      <w:proofErr w:type="spellStart"/>
-      <w:r>
-        <w:t>Keto</w:t>
-      </w:r>
-      <w:proofErr w:type="spellEnd"/>
-      <w:r>
-        <w:t>.</w:t>
+        <w:t>зучение моделей управления правами доступа и практическое освоение подходов к реализации системы разграничения доступа с использованием ORY Keto.</w:t>
       </w:r>
     </w:p>
     <w:p>
@@ -6296,13 +6297,8 @@
         </w:numPr>
       </w:pPr>
       <w:r>
-        <w:t xml:space="preserve">Изучить архитектурные принципы и назначение ORY </w:t>
-      </w:r>
-      <w:proofErr w:type="spellStart"/>
-      <w:r>
-        <w:t>Keto</w:t>
-      </w:r>
-      <w:proofErr w:type="spellEnd"/>
+        <w:t>Изучить архитектурные принципы и назначение ORY Keto</w:t>
+      </w:r>
       <w:r>
         <w:t>.</w:t>
       </w:r>
@@ -6316,13 +6312,8 @@
         </w:numPr>
       </w:pPr>
       <w:r>
-        <w:t xml:space="preserve">Рассмотреть способ описания отношений и правил доступа в ORY </w:t>
-      </w:r>
-      <w:proofErr w:type="spellStart"/>
-      <w:r>
-        <w:t>Keto</w:t>
-      </w:r>
-      <w:proofErr w:type="spellEnd"/>
+        <w:t>Рассмотреть способ описания отношений и правил доступа в ORY Keto</w:t>
+      </w:r>
       <w:r>
         <w:t>.</w:t>
       </w:r>
@@ -6336,15 +6327,7 @@
         </w:numPr>
       </w:pPr>
       <w:r>
-        <w:t xml:space="preserve">Освоить базовую настройку ORY </w:t>
-      </w:r>
-      <w:proofErr w:type="spellStart"/>
-      <w:r>
-        <w:t>Keto</w:t>
-      </w:r>
-      <w:proofErr w:type="spellEnd"/>
-      <w:r>
-        <w:t xml:space="preserve"> и пример его применения</w:t>
+        <w:t>Освоить базовую настройку ORY Keto и пример его применения</w:t>
       </w:r>
       <w:r>
         <w:t>.</w:t>
@@ -6527,15 +6510,7 @@
         <w:pStyle w:val="a0"/>
       </w:pPr>
       <w:r>
-        <w:t xml:space="preserve">В рамках практики были рассмотрены основные модели управления доступом: DAC, MAC, ACL, RBAC, ABAC и </w:t>
-      </w:r>
-      <w:proofErr w:type="spellStart"/>
-      <w:r>
-        <w:t>ReBAC</w:t>
-      </w:r>
-      <w:proofErr w:type="spellEnd"/>
-      <w:r>
-        <w:t>. Каждая из них имеет собственную область применения, а также свои преимущества и ограничения.</w:t>
+        <w:t>В рамках практики были рассмотрены основные модели управления доступом: DAC, MAC, ACL, RBAC, ABAC и ReBAC. Каждая из них имеет собственную область применения, а также свои преимущества и ограничения.</w:t>
       </w:r>
     </w:p>
     <w:p>
@@ -6564,15 +6539,7 @@
         <w:pStyle w:val="a0"/>
       </w:pPr>
       <w:r>
-        <w:t xml:space="preserve">DAC, или </w:t>
-      </w:r>
-      <w:proofErr w:type="spellStart"/>
-      <w:r>
-        <w:t>Discretionary</w:t>
-      </w:r>
-      <w:proofErr w:type="spellEnd"/>
-      <w:r>
-        <w:t xml:space="preserve"> Access Control, представляет собой дискреционную модель управления доступом, при которой решение о предоставлении доступа к объекту принимается владельцем этого объекта. Иными словами, пользователь, создавший или контролирующий ресурс, может самостоятельно определить, кто и в каком объеме может с ним работать.</w:t>
+        <w:t>DAC, или Discretionary Access Control, представляет собой дискреционную модель управления доступом, при которой решение о предоставлении доступа к объекту принимается владельцем этого объекта. Иными словами, пользователь, создавший или контролирующий ресурс, может самостоятельно определить, кто и в каком объеме может с ним работать.</w:t>
       </w:r>
     </w:p>
     <w:p>
@@ -6647,9 +6614,6 @@
       <w:pPr>
         <w:pStyle w:val="a0"/>
         <w:jc w:val="center"/>
-        <w:rPr>
-          <w:lang w:val="en-US"/>
-        </w:rPr>
       </w:pPr>
       <w:r>
         <w:t xml:space="preserve">Рис.1 Модель доступа </w:t>
@@ -6701,15 +6665,7 @@
         <w:pStyle w:val="a0"/>
       </w:pPr>
       <w:r>
-        <w:t xml:space="preserve">MAC, или </w:t>
-      </w:r>
-      <w:proofErr w:type="spellStart"/>
-      <w:r>
-        <w:t>Mandatory</w:t>
-      </w:r>
-      <w:proofErr w:type="spellEnd"/>
-      <w:r>
-        <w:t xml:space="preserve"> Access Control, представляет собой мандатную модель управления доступом, при которой правила доступа задаются централизованно и не могут произвольно изменяться пользователями. В отличие от DAC, здесь пользователь не является владельцем политики доступа к ресурсу. Все права определяются системой на основании заранее заданных правил, уровней допуска и классификаций объектов.</w:t>
+        <w:t>MAC, или Mandatory Access Control, представляет собой мандатную модель управления доступом, при которой правила доступа задаются централизованно и не могут произвольно изменяться пользователями. В отличие от DAC, здесь пользователь не является владельцем политики доступа к ресурсу. Все права определяются системой на основании заранее заданных правил, уровней допуска и классификаций объектов.</w:t>
       </w:r>
     </w:p>
     <w:p>
@@ -6731,7 +6687,7 @@
           <w:noProof/>
         </w:rPr>
         <w:drawing>
-          <wp:inline distT="0" distB="0" distL="0" distR="0" wp14:anchorId="5E8F6AB6" wp14:editId="355D87F8">
+          <wp:inline distT="0" distB="0" distL="0" distR="0" wp14:anchorId="5E8F6AB6" wp14:editId="6E1AF6E4">
             <wp:extent cx="4012076" cy="3009265"/>
             <wp:effectExtent l="0" t="0" r="7620" b="635"/>
             <wp:docPr id="653132152" name="Рисунок 2" descr="Picture background"/>
@@ -6973,15 +6929,7 @@
         <w:pStyle w:val="a0"/>
       </w:pPr>
       <w:r>
-        <w:t xml:space="preserve">RBAC, или </w:t>
-      </w:r>
-      <w:proofErr w:type="spellStart"/>
-      <w:r>
-        <w:t>Role</w:t>
-      </w:r>
-      <w:proofErr w:type="spellEnd"/>
-      <w:r>
-        <w:t>-Based Access Control, является одной из наиболее известных и широко используемых моделей разграничения доступа. В ее основе лежит идея назначения прав не напрямую пользователям, а ролям. Пользователь, в свою очередь, получает определенную роль, а вместе с ней и соответствующий набор разрешений.</w:t>
+        <w:t>RBAC, или Role-Based Access Control, является одной из наиболее известных и широко используемых моделей разграничения доступа. В ее основе лежит идея назначения прав не напрямую пользователям, а ролям. Пользователь, в свою очередь, получает определенную роль, а вместе с ней и соответствующий набор разрешений.</w:t>
       </w:r>
     </w:p>
     <w:p>
@@ -7126,15 +7074,7 @@
         <w:pStyle w:val="a0"/>
       </w:pPr>
       <w:r>
-        <w:t xml:space="preserve">ABAC, или </w:t>
-      </w:r>
-      <w:proofErr w:type="spellStart"/>
-      <w:r>
-        <w:t>Attribute</w:t>
-      </w:r>
-      <w:proofErr w:type="spellEnd"/>
-      <w:r>
-        <w:t>-Based Access Control, представляет собой модель управления доступом, в которой решение о предоставлении прав принимается на основе набора атрибутов. Атрибуты могут относиться к пользователю, объекту, действию или контексту выполнения запроса.</w:t>
+        <w:t>ABAC, или Attribute-Based Access Control, представляет собой модель управления доступом, в которой решение о предоставлении прав принимается на основе набора атрибутов. Атрибуты могут относиться к пользователю, объекту, действию или контексту выполнения запроса.</w:t>
       </w:r>
     </w:p>
     <w:p>
@@ -7285,34 +7225,16 @@
       <w:bookmarkStart w:id="16" w:name="_Toc229519541"/>
       <w:r>
         <w:lastRenderedPageBreak/>
-        <w:t xml:space="preserve">Модель доступа на основе отношений </w:t>
-      </w:r>
-      <w:proofErr w:type="spellStart"/>
-      <w:r>
-        <w:t>ReBAC</w:t>
+        <w:t>Модель доступа на основе отношений ReBAC</w:t>
       </w:r>
       <w:bookmarkEnd w:id="16"/>
-      <w:proofErr w:type="spellEnd"/>
     </w:p>
     <w:p>
       <w:pPr>
         <w:pStyle w:val="a0"/>
       </w:pPr>
-      <w:proofErr w:type="spellStart"/>
-      <w:r>
-        <w:t>ReBAC</w:t>
-      </w:r>
-      <w:proofErr w:type="spellEnd"/>
-      <w:r>
-        <w:t xml:space="preserve">, или </w:t>
-      </w:r>
-      <w:proofErr w:type="spellStart"/>
-      <w:r>
-        <w:t>Relationship</w:t>
-      </w:r>
-      <w:proofErr w:type="spellEnd"/>
-      <w:r>
-        <w:t>-Based Access Control, представляет собой модель разграничения доступа, в которой права определяются через отношения между субъектами и объектами. В данной модели доступ пользователя зависит не только от его роли или атрибутов, но и от того, как он связан с конкретным ресурсом.</w:t>
+      <w:r>
+        <w:t>ReBAC, или Relationship-Based Access Control, представляет собой модель разграничения доступа, в которой права определяются через отношения между субъектами и объектами. В данной модели доступ пользователя зависит не только от его роли или атрибутов, но и от того, как он связан с конкретным ресурсом.</w:t>
       </w:r>
     </w:p>
     <w:p>
@@ -7327,13 +7249,8 @@
       <w:pPr>
         <w:pStyle w:val="a0"/>
       </w:pPr>
-      <w:proofErr w:type="spellStart"/>
-      <w:r>
-        <w:t>ReBAC</w:t>
-      </w:r>
-      <w:proofErr w:type="spellEnd"/>
-      <w:r>
-        <w:t xml:space="preserve"> особенно удобна для современных прикладных систем, в которых объекты образуют сложные связи: пользователи состоят в командах, группы имеют участников, курсы содержат модули, модули содержат уроки, а права могут наследоваться по иерархии. Такая модель хорошо отражает логику реальных бизнес-процессов и позволяет описывать доступ более естественным образом.</w:t>
+      <w:r>
+        <w:t>ReBAC особенно удобна для современных прикладных систем, в которых объекты образуют сложные связи: пользователи состоят в командах, группы имеют участников, курсы содержат модули, модули содержат уроки, а права могут наследоваться по иерархии. Такая модель хорошо отражает логику реальных бизнес-процессов и позволяет описывать доступ более естественным образом.</w:t>
       </w:r>
     </w:p>
     <w:p>
@@ -7341,15 +7258,7 @@
         <w:pStyle w:val="a0"/>
       </w:pPr>
       <w:r>
-        <w:t xml:space="preserve">Сильной стороной </w:t>
-      </w:r>
-      <w:proofErr w:type="spellStart"/>
-      <w:r>
-        <w:t>ReBAC</w:t>
-      </w:r>
-      <w:proofErr w:type="spellEnd"/>
-      <w:r>
-        <w:t xml:space="preserve"> является ее выразительность. Вместо создания большого числа искусственных ролей можно описывать реальные отношения между сущностями. Это делает модель особенно полезной для платформ с большим количеством объектов и зависимых прав. Недостатком является более высокая концептуальная сложность по сравнению с RBAC. Для проектирования и сопровождения такой системы требуется более аккуратное описание доменной модели и правил наследования прав.</w:t>
+        <w:t>Сильной стороной ReBAC является ее выразительность. Вместо создания большого числа искусственных ролей можно описывать реальные отношения между сущностями. Это делает модель особенно полезной для платформ с большим количеством объектов и зависимых прав. Недостатком является более высокая концептуальная сложность по сравнению с RBAC. Для проектирования и сопровождения такой системы требуется более аккуратное описание доменной модели и правил наследования прав.</w:t>
       </w:r>
     </w:p>
     <w:p>
@@ -7357,15 +7266,7 @@
         <w:pStyle w:val="a0"/>
       </w:pPr>
       <w:r>
-        <w:t xml:space="preserve">Таким образом, </w:t>
-      </w:r>
-      <w:proofErr w:type="spellStart"/>
-      <w:r>
-        <w:t>ReBAC</w:t>
-      </w:r>
-      <w:proofErr w:type="spellEnd"/>
-      <w:r>
-        <w:t xml:space="preserve"> является одним из наиболее перспективных подходов для современных веб-систем, особенно в тех случаях, когда доступ тесно связан со структурой предметной области.</w:t>
+        <w:t>Таким образом, ReBAC является одним из наиболее перспективных подходов для современных веб-систем, особенно в тех случаях, когда доступ тесно связан со структурой предметной области.</w:t>
       </w:r>
     </w:p>
     <w:p>
@@ -7383,7 +7284,7 @@
         </w:rPr>
         <w:lastRenderedPageBreak/>
         <w:drawing>
-          <wp:inline distT="0" distB="0" distL="0" distR="0" wp14:anchorId="664C3E13" wp14:editId="17E719CE">
+          <wp:inline distT="0" distB="0" distL="0" distR="0" wp14:anchorId="664C3E13" wp14:editId="7028F3B9">
             <wp:extent cx="6072980" cy="3680460"/>
             <wp:effectExtent l="0" t="0" r="4445" b="0"/>
             <wp:docPr id="1026" name="Picture 2" descr="Google Zanzibar: What is it ? [2025]">
@@ -7456,20 +7357,12 @@
         <w:t xml:space="preserve"> </w:t>
       </w:r>
       <w:r>
-        <w:t xml:space="preserve">Модель доступа на основе отношений </w:t>
-      </w:r>
-      <w:proofErr w:type="spellStart"/>
-      <w:r>
-        <w:t>ReBAC</w:t>
-      </w:r>
-      <w:proofErr w:type="spellEnd"/>
+        <w:t>Модель доступа на основе отношений ReBAC</w:t>
+      </w:r>
     </w:p>
     <w:p>
       <w:pPr>
         <w:pStyle w:val="a0"/>
-        <w:rPr>
-          <w:lang w:val="en-US"/>
-        </w:rPr>
       </w:pPr>
       <w:r>
         <w:br w:type="page"/>
@@ -7497,63 +7390,17 @@
     <w:p>
       <w:pPr>
         <w:pStyle w:val="a0"/>
-        <w:rPr>
-          <w:lang w:val="en-US"/>
-        </w:rPr>
-      </w:pPr>
-      <w:r>
-        <w:t xml:space="preserve">После рассмотрения основных моделей управления правами доступа особый интерес представляет практическая реализация </w:t>
-      </w:r>
-      <w:proofErr w:type="spellStart"/>
-      <w:r>
-        <w:t>relationship-based</w:t>
-      </w:r>
-      <w:proofErr w:type="spellEnd"/>
-      <w:r>
-        <w:t xml:space="preserve"> подхода. Для этой цели в рамках практики был изучен инструмент ORY </w:t>
-      </w:r>
-      <w:proofErr w:type="spellStart"/>
-      <w:r>
-        <w:t>Keto</w:t>
-      </w:r>
-      <w:proofErr w:type="spellEnd"/>
-      <w:r>
-        <w:t>, предназначенный для построения гибкой системы авторизации и разграничения доступа.</w:t>
+      </w:pPr>
+      <w:r>
+        <w:t>После рассмотрения основных моделей управления правами доступа особый интерес представляет практическая реализация relationship-based подхода. Для этой цели в рамках практики был изучен инструмент ORY Keto, предназначенный для построения гибкой системы авторизации и разграничения доступа.</w:t>
       </w:r>
     </w:p>
     <w:p>
       <w:pPr>
         <w:pStyle w:val="a0"/>
-        <w:rPr>
-          <w:lang w:val="en-US"/>
-        </w:rPr>
-      </w:pPr>
-      <w:r>
-        <w:t xml:space="preserve">ORY </w:t>
-      </w:r>
-      <w:proofErr w:type="spellStart"/>
-      <w:r>
-        <w:t>Keto</w:t>
-      </w:r>
-      <w:proofErr w:type="spellEnd"/>
-      <w:r>
-        <w:t xml:space="preserve"> представляет собой специализированный сервис управления доступом, предназначенный не для хранения пользовательских учетных данных и не для аутентификации, а именно для проверки прав доступа к объектам системы. Его задача состоит в том, чтобы отвечать на вопросы вида: может ли данный пользователь просматривать, редактировать или удалять конкретный объект. В документации ORY подчеркивается, что отношения являются базовым типом данных </w:t>
-      </w:r>
-      <w:proofErr w:type="spellStart"/>
-      <w:r>
-        <w:t>Ory</w:t>
-      </w:r>
-      <w:proofErr w:type="spellEnd"/>
-      <w:r>
-        <w:t xml:space="preserve"> </w:t>
-      </w:r>
-      <w:proofErr w:type="spellStart"/>
-      <w:r>
-        <w:t>Permissions</w:t>
-      </w:r>
-      <w:proofErr w:type="spellEnd"/>
-      <w:r>
-        <w:t xml:space="preserve"> и описывают связи между объектами и субъектами, которые можно рассматривать как ребра графа.</w:t>
+      </w:pPr>
+      <w:r>
+        <w:t>ORY Keto представляет собой специализированный сервис управления доступом, предназначенный не для хранения пользовательских учетных данных и не для аутентификации, а именно для проверки прав доступа к объектам системы. Его задача состоит в том, чтобы отвечать на вопросы вида: может ли данный пользователь просматривать, редактировать или удалять конкретный объект. В документации ORY подчеркивается, что отношения являются базовым типом данных Ory Permissions и описывают связи между объектами и субъектами, которые можно рассматривать как ребра графа.</w:t>
       </w:r>
     </w:p>
     <w:p>
@@ -7567,28 +7414,9 @@
     <w:p>
       <w:pPr>
         <w:pStyle w:val="a0"/>
-        <w:rPr>
-          <w:lang w:val="en-US"/>
-        </w:rPr>
-      </w:pPr>
-      <w:r>
-        <w:t xml:space="preserve">ORY </w:t>
-      </w:r>
-      <w:proofErr w:type="spellStart"/>
-      <w:r>
-        <w:t>Keto</w:t>
-      </w:r>
-      <w:proofErr w:type="spellEnd"/>
-      <w:r>
-        <w:t xml:space="preserve"> особенно полезен в тех случаях, когда доступ зависит не только от роли пользователя, но и от его связи с конкретным объектом. Например, пользователь может быть владельцем курса, участником группы, редактором документа или модератором эфира. Для подобных сценариев </w:t>
-      </w:r>
-      <w:proofErr w:type="spellStart"/>
-      <w:r>
-        <w:t>relationship-based</w:t>
-      </w:r>
-      <w:proofErr w:type="spellEnd"/>
-      <w:r>
-        <w:t xml:space="preserve"> модель оказывается более естественной, чем простое назначение ролей.</w:t>
+      </w:pPr>
+      <w:r>
+        <w:t>ORY Keto особенно полезен в тех случаях, когда доступ зависит не только от роли пользователя, но и от его связи с конкретным объектом. Например, пользователь может быть владельцем курса, участником группы, редактором документа или модератором эфира. Для подобных сценариев relationship-based модель оказывается более естественной, чем простое назначение ролей.</w:t>
       </w:r>
     </w:p>
     <w:p>
@@ -7729,23 +7557,7 @@
         <w:pStyle w:val="a0"/>
       </w:pPr>
       <w:r>
-        <w:t xml:space="preserve">После изучения теоретических основ </w:t>
-      </w:r>
-      <w:proofErr w:type="spellStart"/>
-      <w:r>
-        <w:t>relationship-based</w:t>
-      </w:r>
-      <w:proofErr w:type="spellEnd"/>
-      <w:r>
-        <w:t xml:space="preserve"> модели доступа следующим этапом практики стало ознакомление с базовой настройкой ORY </w:t>
-      </w:r>
-      <w:proofErr w:type="spellStart"/>
-      <w:r>
-        <w:t>Keto</w:t>
-      </w:r>
-      <w:proofErr w:type="spellEnd"/>
-      <w:r>
-        <w:t xml:space="preserve"> и рассмотрение примеров его использования. Цель данного этапа состояла в том, чтобы понять, каким образом описывается модель доступа, как задаются отношения между сущностями и как на практике выполняется проверка разрешений.</w:t>
+        <w:t>После изучения теоретических основ relationship-based модели доступа следующим этапом практики стало ознакомление с базовой настройкой ORY Keto и рассмотрение примеров его использования. Цель данного этапа состояла в том, чтобы понять, каким образом описывается модель доступа, как задаются отношения между сущностями и как на практике выполняется проверка разрешений.</w:t>
       </w:r>
     </w:p>
     <w:p>
@@ -7753,71 +7565,7 @@
         <w:pStyle w:val="a0"/>
       </w:pPr>
       <w:r>
-        <w:t xml:space="preserve">Согласно официальной документации ORY, </w:t>
-      </w:r>
-      <w:proofErr w:type="spellStart"/>
-      <w:r>
-        <w:t>Ory</w:t>
-      </w:r>
-      <w:proofErr w:type="spellEnd"/>
-      <w:r>
-        <w:t xml:space="preserve"> </w:t>
-      </w:r>
-      <w:proofErr w:type="spellStart"/>
-      <w:r>
-        <w:t>Keto</w:t>
-      </w:r>
-      <w:proofErr w:type="spellEnd"/>
-      <w:r>
-        <w:t xml:space="preserve"> </w:t>
-      </w:r>
-      <w:proofErr w:type="spellStart"/>
-      <w:r>
-        <w:t>Quickstart</w:t>
-      </w:r>
-      <w:proofErr w:type="spellEnd"/>
-      <w:r>
-        <w:t xml:space="preserve"> строится вокруг примера видеосервиса, где права доступа определяются через отношения владельца и права просмотра, а сами отношения описываются в виде </w:t>
-      </w:r>
-      <w:proofErr w:type="spellStart"/>
-      <w:r>
-        <w:t>relation</w:t>
-      </w:r>
-      <w:proofErr w:type="spellEnd"/>
-      <w:r>
-        <w:t xml:space="preserve"> </w:t>
-      </w:r>
-      <w:proofErr w:type="spellStart"/>
-      <w:r>
-        <w:t>tuples</w:t>
-      </w:r>
-      <w:proofErr w:type="spellEnd"/>
-      <w:r>
-        <w:t xml:space="preserve">. Такой пример демонстрирует, как </w:t>
-      </w:r>
-      <w:proofErr w:type="spellStart"/>
-      <w:r>
-        <w:t>Keto</w:t>
-      </w:r>
-      <w:proofErr w:type="spellEnd"/>
-      <w:r>
-        <w:t xml:space="preserve"> используется в роли </w:t>
-      </w:r>
-      <w:proofErr w:type="spellStart"/>
-      <w:r>
-        <w:t>permission</w:t>
-      </w:r>
-      <w:proofErr w:type="spellEnd"/>
-      <w:r>
-        <w:t xml:space="preserve"> </w:t>
-      </w:r>
-      <w:proofErr w:type="spellStart"/>
-      <w:r>
-        <w:t>server</w:t>
-      </w:r>
-      <w:proofErr w:type="spellEnd"/>
-      <w:r>
-        <w:t xml:space="preserve">, а приложение выступает в роли клиента, отправляющего запросы на проверку доступа. </w:t>
+        <w:t xml:space="preserve">Согласно официальной документации ORY, Ory Keto Quickstart строится вокруг примера видеосервиса, где права доступа определяются через отношения владельца и права просмотра, а сами отношения описываются в виде relation tuples. Такой пример демонстрирует, как Keto используется в роли permission server, а приложение выступает в роли клиента, отправляющего запросы на проверку доступа. </w:t>
       </w:r>
     </w:p>
     <w:p>
@@ -7831,6 +7579,7 @@
       </w:pPr>
       <w:r>
         <w:rPr>
+          <w:noProof/>
           <w:lang w:val="en-US"/>
         </w:rPr>
         <w:drawing>
@@ -7901,53 +7650,7 @@
       </w:pPr>
       <w:r>
         <w:lastRenderedPageBreak/>
-        <w:t xml:space="preserve">Для запуска </w:t>
-      </w:r>
-      <w:proofErr w:type="spellStart"/>
-      <w:r>
-        <w:t>self-hosted</w:t>
-      </w:r>
-      <w:proofErr w:type="spellEnd"/>
-      <w:r>
-        <w:t xml:space="preserve"> ORY </w:t>
-      </w:r>
-      <w:proofErr w:type="spellStart"/>
-      <w:r>
-        <w:t>Keto</w:t>
-      </w:r>
-      <w:proofErr w:type="spellEnd"/>
-      <w:r>
-        <w:t xml:space="preserve"> используется конфигурационный файл, обычно называемый </w:t>
-      </w:r>
-      <w:proofErr w:type="spellStart"/>
-      <w:r>
-        <w:t>keto.yml</w:t>
-      </w:r>
-      <w:proofErr w:type="spellEnd"/>
-      <w:r>
-        <w:t xml:space="preserve">. В нем задаются параметры подключения к базе данных, адреса </w:t>
-      </w:r>
-      <w:proofErr w:type="spellStart"/>
-      <w:r>
-        <w:t>read</w:t>
-      </w:r>
-      <w:proofErr w:type="spellEnd"/>
-      <w:r>
-        <w:t xml:space="preserve"> и </w:t>
-      </w:r>
-      <w:proofErr w:type="spellStart"/>
-      <w:r>
-        <w:t>write</w:t>
-      </w:r>
-      <w:proofErr w:type="spellEnd"/>
-      <w:r>
-        <w:t xml:space="preserve"> </w:t>
-      </w:r>
-      <w:r>
-        <w:t>API, а также путь к файлу с описанием</w:t>
-      </w:r>
-      <w:r>
-        <w:t xml:space="preserve"> </w:t>
+        <w:t xml:space="preserve">Для запуска self-hosted ORY Keto используется конфигурационный файл, обычно называемый keto.yml. В нем задаются параметры подключения к базе данных, адреса read и write API, а также путь к файлу с описанием </w:t>
       </w:r>
       <w:r>
         <w:t>модели доступа</w:t>
@@ -7961,15 +7664,7 @@
         <w:pStyle w:val="a0"/>
       </w:pPr>
       <w:r>
-        <w:t xml:space="preserve">Ниже приведен пример базовой конфигурации </w:t>
-      </w:r>
-      <w:proofErr w:type="spellStart"/>
-      <w:r>
-        <w:t>keto.yml</w:t>
-      </w:r>
-      <w:proofErr w:type="spellEnd"/>
-      <w:r>
-        <w:t>, который подходит для локального запуска и учебного примера с видеосервисом</w:t>
+        <w:t>Ниже приведен пример базовой конфигурации keto.yml, который подходит для локального запуска и учебного примера с видеосервисом</w:t>
       </w:r>
       <w:r>
         <w:t>.</w:t>
@@ -7982,10 +7677,7 @@
         <w:jc w:val="right"/>
       </w:pPr>
       <w:r>
-        <w:t xml:space="preserve">Листинг 1 – </w:t>
-      </w:r>
-      <w:r>
-        <w:t>П</w:t>
+        <w:t>Листинг 1 – П</w:t>
       </w:r>
       <w:r>
         <w:t>ример конфигурации</w:t>
@@ -8404,7 +8096,6 @@
                 <w:lang w:val="en-US"/>
               </w:rPr>
             </w:pPr>
-            <w:proofErr w:type="spellStart"/>
             <w:r>
               <w:rPr>
                 <w:rFonts w:ascii="Courier New" w:hAnsi="Courier New" w:cs="Courier New"/>
@@ -8412,42 +8103,43 @@
                 <w:szCs w:val="22"/>
                 <w:lang w:val="en-US"/>
               </w:rPr>
-              <w:t>dsn</w:t>
-            </w:r>
-            <w:proofErr w:type="spellEnd"/>
-            <w:r>
+              <w:t>dsn: memory/db_url</w:t>
+            </w:r>
+          </w:p>
+          <w:p>
+            <w:pPr>
+              <w:pStyle w:val="aff6"/>
+              <w:spacing w:line="240" w:lineRule="auto"/>
+              <w:ind w:firstLine="0"/>
               <w:rPr>
                 <w:rFonts w:ascii="Courier New" w:hAnsi="Courier New" w:cs="Courier New"/>
                 <w:sz w:val="22"/>
                 <w:szCs w:val="22"/>
                 <w:lang w:val="en-US"/>
               </w:rPr>
-              <w:t>: memory/</w:t>
-            </w:r>
-            <w:proofErr w:type="spellStart"/>
-            <w:r>
+            </w:pPr>
+          </w:p>
+          <w:p>
+            <w:pPr>
+              <w:pStyle w:val="aff6"/>
+              <w:spacing w:line="240" w:lineRule="auto"/>
+              <w:ind w:firstLine="0"/>
               <w:rPr>
                 <w:rFonts w:ascii="Courier New" w:hAnsi="Courier New" w:cs="Courier New"/>
                 <w:sz w:val="22"/>
                 <w:szCs w:val="22"/>
                 <w:lang w:val="en-US"/>
               </w:rPr>
-              <w:t>db_url</w:t>
-            </w:r>
-            <w:proofErr w:type="spellEnd"/>
-          </w:p>
-          <w:p>
-            <w:pPr>
-              <w:pStyle w:val="aff6"/>
-              <w:spacing w:line="240" w:lineRule="auto"/>
-              <w:ind w:firstLine="0"/>
+            </w:pPr>
+            <w:r>
               <w:rPr>
                 <w:rFonts w:ascii="Courier New" w:hAnsi="Courier New" w:cs="Courier New"/>
                 <w:sz w:val="22"/>
                 <w:szCs w:val="22"/>
                 <w:lang w:val="en-US"/>
               </w:rPr>
-            </w:pPr>
+              <w:t>serve:</w:t>
+            </w:r>
           </w:p>
           <w:p>
             <w:pPr>
@@ -8468,7 +8160,7 @@
                 <w:szCs w:val="22"/>
                 <w:lang w:val="en-US"/>
               </w:rPr>
-              <w:t>serve:</w:t>
+              <w:t xml:space="preserve">  read:</w:t>
             </w:r>
           </w:p>
           <w:p>
@@ -8490,7 +8182,7 @@
                 <w:szCs w:val="22"/>
                 <w:lang w:val="en-US"/>
               </w:rPr>
-              <w:t xml:space="preserve">  read:</w:t>
+              <w:t xml:space="preserve">    host: 0.0.0.0</w:t>
             </w:r>
           </w:p>
           <w:p>
@@ -8512,7 +8204,7 @@
                 <w:szCs w:val="22"/>
                 <w:lang w:val="en-US"/>
               </w:rPr>
-              <w:t xml:space="preserve">    host: 0.0.0.0</w:t>
+              <w:t xml:space="preserve">    port: 4466</w:t>
             </w:r>
           </w:p>
           <w:p>
@@ -8534,7 +8226,7 @@
                 <w:szCs w:val="22"/>
                 <w:lang w:val="en-US"/>
               </w:rPr>
-              <w:t xml:space="preserve">    port: 4466</w:t>
+              <w:t xml:space="preserve">  write:</w:t>
             </w:r>
           </w:p>
           <w:p>
@@ -8556,7 +8248,7 @@
                 <w:szCs w:val="22"/>
                 <w:lang w:val="en-US"/>
               </w:rPr>
-              <w:t xml:space="preserve">  write:</w:t>
+              <w:t xml:space="preserve">    host: 0.0.0.0</w:t>
             </w:r>
           </w:p>
           <w:p>
@@ -8578,7 +8270,7 @@
                 <w:szCs w:val="22"/>
                 <w:lang w:val="en-US"/>
               </w:rPr>
-              <w:t xml:space="preserve">    host: 0.0.0.0</w:t>
+              <w:t xml:space="preserve">    port: 4467</w:t>
             </w:r>
           </w:p>
           <w:p>
@@ -8593,28 +8285,28 @@
                 <w:lang w:val="en-US"/>
               </w:rPr>
             </w:pPr>
-            <w:r>
+          </w:p>
+          <w:p>
+            <w:pPr>
+              <w:pStyle w:val="aff6"/>
+              <w:spacing w:line="240" w:lineRule="auto"/>
+              <w:ind w:firstLine="0"/>
               <w:rPr>
                 <w:rFonts w:ascii="Courier New" w:hAnsi="Courier New" w:cs="Courier New"/>
                 <w:sz w:val="22"/>
                 <w:szCs w:val="22"/>
                 <w:lang w:val="en-US"/>
               </w:rPr>
-              <w:t xml:space="preserve">    port: 4467</w:t>
-            </w:r>
-          </w:p>
-          <w:p>
-            <w:pPr>
-              <w:pStyle w:val="aff6"/>
-              <w:spacing w:line="240" w:lineRule="auto"/>
-              <w:ind w:firstLine="0"/>
+            </w:pPr>
+            <w:r>
               <w:rPr>
                 <w:rFonts w:ascii="Courier New" w:hAnsi="Courier New" w:cs="Courier New"/>
                 <w:sz w:val="22"/>
                 <w:szCs w:val="22"/>
                 <w:lang w:val="en-US"/>
               </w:rPr>
-            </w:pPr>
+              <w:t>log:</w:t>
+            </w:r>
           </w:p>
           <w:p>
             <w:pPr>
@@ -8635,7 +8327,7 @@
                 <w:szCs w:val="22"/>
                 <w:lang w:val="en-US"/>
               </w:rPr>
-              <w:t>log:</w:t>
+              <w:t xml:space="preserve">  level: info</w:t>
             </w:r>
           </w:p>
           <w:p>
@@ -8657,7 +8349,7 @@
                 <w:szCs w:val="22"/>
                 <w:lang w:val="en-US"/>
               </w:rPr>
-              <w:t xml:space="preserve">  level: info</w:t>
+              <w:t xml:space="preserve">  format: text</w:t>
             </w:r>
           </w:p>
           <w:p>
@@ -8672,28 +8364,28 @@
                 <w:lang w:val="en-US"/>
               </w:rPr>
             </w:pPr>
-            <w:r>
+          </w:p>
+          <w:p>
+            <w:pPr>
+              <w:pStyle w:val="aff6"/>
+              <w:spacing w:line="240" w:lineRule="auto"/>
+              <w:ind w:firstLine="0"/>
               <w:rPr>
                 <w:rFonts w:ascii="Courier New" w:hAnsi="Courier New" w:cs="Courier New"/>
                 <w:sz w:val="22"/>
                 <w:szCs w:val="22"/>
                 <w:lang w:val="en-US"/>
               </w:rPr>
-              <w:t xml:space="preserve">  format: text</w:t>
-            </w:r>
-          </w:p>
-          <w:p>
-            <w:pPr>
-              <w:pStyle w:val="aff6"/>
-              <w:spacing w:line="240" w:lineRule="auto"/>
-              <w:ind w:firstLine="0"/>
+            </w:pPr>
+            <w:r>
               <w:rPr>
                 <w:rFonts w:ascii="Courier New" w:hAnsi="Courier New" w:cs="Courier New"/>
                 <w:sz w:val="22"/>
                 <w:szCs w:val="22"/>
                 <w:lang w:val="en-US"/>
               </w:rPr>
-            </w:pPr>
+              <w:t>namespaces:</w:t>
+            </w:r>
           </w:p>
           <w:p>
             <w:pPr>
@@ -8714,35 +8406,14 @@
                 <w:szCs w:val="22"/>
                 <w:lang w:val="en-US"/>
               </w:rPr>
-              <w:t>namespaces:</w:t>
-            </w:r>
-          </w:p>
-          <w:p>
-            <w:pPr>
-              <w:pStyle w:val="aff6"/>
-              <w:spacing w:line="240" w:lineRule="auto"/>
-              <w:ind w:firstLine="0"/>
+              <w:t xml:space="preserve">  </w:t>
+            </w:r>
+            <w:r>
               <w:rPr>
                 <w:rFonts w:ascii="Courier New" w:hAnsi="Courier New" w:cs="Courier New"/>
                 <w:sz w:val="22"/>
                 <w:szCs w:val="22"/>
                 <w:lang w:val="en-US"/>
-              </w:rPr>
-            </w:pPr>
-            <w:r>
-              <w:rPr>
-                <w:rFonts w:ascii="Courier New" w:hAnsi="Courier New" w:cs="Courier New"/>
-                <w:sz w:val="22"/>
-                <w:szCs w:val="22"/>
-                <w:lang w:val="en-US"/>
-              </w:rPr>
-              <w:t xml:space="preserve">  </w:t>
-            </w:r>
-            <w:r>
-              <w:rPr>
-                <w:rFonts w:ascii="Courier New" w:hAnsi="Courier New" w:cs="Courier New"/>
-                <w:sz w:val="22"/>
-                <w:szCs w:val="22"/>
               </w:rPr>
               <w:t xml:space="preserve">- </w:t>
             </w:r>
@@ -8842,29 +8513,8 @@
           <w:numId w:val="5"/>
         </w:numPr>
       </w:pPr>
-      <w:proofErr w:type="spellStart"/>
-      <w:r>
-        <w:t>dsn</w:t>
-      </w:r>
-      <w:proofErr w:type="spellEnd"/>
-      <w:r>
-        <w:t xml:space="preserve">: </w:t>
-      </w:r>
-      <w:proofErr w:type="spellStart"/>
-      <w:r>
-        <w:t>memory</w:t>
-      </w:r>
-      <w:proofErr w:type="spellEnd"/>
-      <w:r>
-        <w:t xml:space="preserve"> означает использование встроенного </w:t>
-      </w:r>
-      <w:proofErr w:type="spellStart"/>
-      <w:r>
-        <w:t>in-memory</w:t>
-      </w:r>
-      <w:proofErr w:type="spellEnd"/>
-      <w:r>
-        <w:t xml:space="preserve"> хранилища для учебного запуска; </w:t>
+      <w:r>
+        <w:t xml:space="preserve">dsn: memory означает использование встроенного in-memory хранилища для учебного запуска; </w:t>
       </w:r>
     </w:p>
     <w:p>
@@ -8875,23 +8525,8 @@
           <w:numId w:val="5"/>
         </w:numPr>
       </w:pPr>
-      <w:proofErr w:type="spellStart"/>
-      <w:proofErr w:type="gramStart"/>
-      <w:r>
-        <w:t>serve.read</w:t>
-      </w:r>
-      <w:proofErr w:type="spellEnd"/>
-      <w:proofErr w:type="gramEnd"/>
-      <w:r>
-        <w:t xml:space="preserve"> задает </w:t>
-      </w:r>
-      <w:proofErr w:type="spellStart"/>
-      <w:r>
-        <w:t>read</w:t>
-      </w:r>
-      <w:proofErr w:type="spellEnd"/>
-      <w:r>
-        <w:t xml:space="preserve"> API, через которое выполняются проверки доступа; </w:t>
+      <w:r>
+        <w:t xml:space="preserve">serve.read задает read API, через которое выполняются проверки доступа; </w:t>
       </w:r>
     </w:p>
     <w:p>
@@ -8902,23 +8537,8 @@
           <w:numId w:val="5"/>
         </w:numPr>
       </w:pPr>
-      <w:proofErr w:type="spellStart"/>
-      <w:proofErr w:type="gramStart"/>
-      <w:r>
-        <w:t>serve.write</w:t>
-      </w:r>
-      <w:proofErr w:type="spellEnd"/>
-      <w:proofErr w:type="gramEnd"/>
-      <w:r>
-        <w:t xml:space="preserve"> задает </w:t>
-      </w:r>
-      <w:proofErr w:type="spellStart"/>
-      <w:r>
-        <w:t>write</w:t>
-      </w:r>
-      <w:proofErr w:type="spellEnd"/>
-      <w:r>
-        <w:t xml:space="preserve"> API, через которое создаются и изменяются отношения; </w:t>
+      <w:r>
+        <w:t xml:space="preserve">serve.write задает write API, через которое создаются и изменяются отношения; </w:t>
       </w:r>
     </w:p>
     <w:p>
@@ -8929,13 +8549,8 @@
           <w:numId w:val="5"/>
         </w:numPr>
       </w:pPr>
-      <w:proofErr w:type="spellStart"/>
-      <w:r>
-        <w:t>namespaces</w:t>
-      </w:r>
-      <w:proofErr w:type="spellEnd"/>
-      <w:r>
-        <w:t xml:space="preserve"> указывает</w:t>
+      <w:r>
+        <w:t>namespaces указывает</w:t>
       </w:r>
       <w:r>
         <w:t xml:space="preserve"> текущие области имен для модели доступа</w:t>
@@ -8949,23 +8564,7 @@
         <w:pStyle w:val="a0"/>
       </w:pPr>
       <w:r>
-        <w:t xml:space="preserve">Такой вариант удобен именно для учебного или демонстрационного стенда, поскольку не требует отдельной базы данных. Для реальной эксплуатации вместо </w:t>
-      </w:r>
-      <w:proofErr w:type="spellStart"/>
-      <w:r>
-        <w:t>memory</w:t>
-      </w:r>
-      <w:proofErr w:type="spellEnd"/>
-      <w:r>
-        <w:t xml:space="preserve"> обычно используется постоянное хранилище, например </w:t>
-      </w:r>
-      <w:proofErr w:type="spellStart"/>
-      <w:r>
-        <w:t>PostgreSQL</w:t>
-      </w:r>
-      <w:proofErr w:type="spellEnd"/>
-      <w:r>
-        <w:t>.</w:t>
+        <w:t>Такой вариант удобен именно для учебного или демонстрационного стенда, поскольку не требует отдельной базы данных. Для реальной эксплуатации вместо memory обычно используется постоянное хранилище, например PostgreSQL.</w:t>
       </w:r>
       <w:r>
         <w:br w:type="page"/>
@@ -9008,31 +8607,7 @@
         <w:pStyle w:val="a0"/>
       </w:pPr>
       <w:r>
-        <w:t xml:space="preserve">В процессе работы были проанализированы модели DAC, MAC, ACL, RBAC, ABAC и </w:t>
-      </w:r>
-      <w:proofErr w:type="spellStart"/>
-      <w:r>
-        <w:t>ReBAC</w:t>
-      </w:r>
-      <w:proofErr w:type="spellEnd"/>
-      <w:r>
-        <w:t xml:space="preserve">. Выполненное сравнение показало, что каждая из них обладает собственной областью применения, преимуществами и ограничениями. Было установлено, что классическая ролевая модель RBAC удобна для систем с фиксированным набором ролей, однако в более сложных предметных областях ее возможностей часто оказывается недостаточно. Модель ABAC обеспечивает высокую гибкость за счет использования атрибутов, но отличается большей сложностью проектирования и сопровождения. </w:t>
-      </w:r>
-      <w:proofErr w:type="spellStart"/>
-      <w:r>
-        <w:t>Relationship-based</w:t>
-      </w:r>
-      <w:proofErr w:type="spellEnd"/>
-      <w:r>
-        <w:t xml:space="preserve"> модель </w:t>
-      </w:r>
-      <w:proofErr w:type="spellStart"/>
-      <w:r>
-        <w:t>ReBAC</w:t>
-      </w:r>
-      <w:proofErr w:type="spellEnd"/>
-      <w:r>
-        <w:t>, в свою очередь, позволяет более естественно описывать доступ в системах, где права зависят от связи пользователя с конкретным объектом.</w:t>
+        <w:t>В процессе работы были проанализированы модели DAC, MAC, ACL, RBAC, ABAC и ReBAC. Выполненное сравнение показало, что каждая из них обладает собственной областью применения, преимуществами и ограничениями. Было установлено, что классическая ролевая модель RBAC удобна для систем с фиксированным набором ролей, однако в более сложных предметных областях ее возможностей часто оказывается недостаточно. Модель ABAC обеспечивает высокую гибкость за счет использования атрибутов, но отличается большей сложностью проектирования и сопровождения. Relationship-based модель ReBAC, в свою очередь, позволяет более естественно описывать доступ в системах, где права зависят от связи пользователя с конкретным объектом.</w:t>
       </w:r>
     </w:p>
     <w:p>
@@ -9040,55 +8615,7 @@
         <w:pStyle w:val="a0"/>
       </w:pPr>
       <w:r>
-        <w:t xml:space="preserve">Особое внимание в ходе практики было уделено инструменту ORY </w:t>
-      </w:r>
-      <w:proofErr w:type="spellStart"/>
-      <w:r>
-        <w:t>Keto</w:t>
-      </w:r>
-      <w:proofErr w:type="spellEnd"/>
-      <w:r>
-        <w:t xml:space="preserve"> как средству реализации </w:t>
-      </w:r>
-      <w:proofErr w:type="spellStart"/>
-      <w:r>
-        <w:t>relationship-based</w:t>
-      </w:r>
-      <w:proofErr w:type="spellEnd"/>
-      <w:r>
-        <w:t xml:space="preserve"> модели доступа. Были изучены его архитектурные принципы, механизм </w:t>
-      </w:r>
-      <w:proofErr w:type="spellStart"/>
-      <w:r>
-        <w:t>namespace</w:t>
-      </w:r>
-      <w:proofErr w:type="spellEnd"/>
-      <w:r>
-        <w:t xml:space="preserve">, </w:t>
-      </w:r>
-      <w:proofErr w:type="spellStart"/>
-      <w:r>
-        <w:t>relation</w:t>
-      </w:r>
-      <w:proofErr w:type="spellEnd"/>
-      <w:r>
-        <w:t xml:space="preserve"> </w:t>
-      </w:r>
-      <w:proofErr w:type="spellStart"/>
-      <w:r>
-        <w:t>tuples</w:t>
-      </w:r>
-      <w:proofErr w:type="spellEnd"/>
-      <w:r>
-        <w:t xml:space="preserve"> и способ формального описания модели авторизации. Также была рассмотрена базовая настройка ORY </w:t>
-      </w:r>
-      <w:proofErr w:type="spellStart"/>
-      <w:r>
-        <w:t>Keto</w:t>
-      </w:r>
-      <w:proofErr w:type="spellEnd"/>
-      <w:r>
-        <w:t>, логика задания отношений между субъектами и объектами и пример проверки прав доступа.</w:t>
+        <w:t>Особое внимание в ходе практики было уделено инструменту ORY Keto как средству реализации relationship-based модели доступа. Были изучены его архитектурные принципы, механизм namespace, relation tuples и способ формального описания модели авторизации. Также была рассмотрена базовая настройка ORY Keto, логика задания отношений между субъектами и объектами и пример проверки прав доступа.</w:t>
       </w:r>
     </w:p>
     <w:p>
@@ -9096,23 +8623,7 @@
         <w:pStyle w:val="a0"/>
       </w:pPr>
       <w:r>
-        <w:t xml:space="preserve">Практическая часть показала, что использование </w:t>
-      </w:r>
-      <w:proofErr w:type="spellStart"/>
-      <w:r>
-        <w:t>relationship-based</w:t>
-      </w:r>
-      <w:proofErr w:type="spellEnd"/>
-      <w:r>
-        <w:t xml:space="preserve"> подхода и специализированного </w:t>
-      </w:r>
-      <w:proofErr w:type="spellStart"/>
-      <w:r>
-        <w:t>permission</w:t>
-      </w:r>
-      <w:proofErr w:type="spellEnd"/>
-      <w:r>
-        <w:t xml:space="preserve">-сервиса позволяет формализовать проверку доступа, сделать систему более прозрачной и упростить сопровождение авторизационной логики в прикладных веб-системах. Это особенно важно для </w:t>
+        <w:t xml:space="preserve">Практическая часть показала, что использование relationship-based подхода и специализированного permission-сервиса позволяет формализовать проверку доступа, сделать систему более прозрачной и упростить сопровождение авторизационной логики в прикладных веб-системах. Это особенно важно для </w:t>
       </w:r>
       <w:r>
         <w:lastRenderedPageBreak/>
@@ -10444,6 +9955,7 @@
   <w:style w:type="character" w:default="1" w:styleId="a2">
     <w:name w:val="Default Paragraph Font"/>
     <w:uiPriority w:val="1"/>
+    <w:semiHidden/>
     <w:unhideWhenUsed/>
   </w:style>
   <w:style w:type="table" w:default="1" w:styleId="a3">
